--- a/HaemophilusWeb/ReportTemplates/Fax - BLPACR v10.docx
+++ b/HaemophilusWeb/ReportTemplates/Fax - BLPACR v10.docx
@@ -3398,7 +3398,7 @@
       <w:rPr>
         <w:noProof/>
       </w:rPr>
-      <w:pict w14:anchorId="5620141B">
+      <w:pict w14:anchorId="300D565C">
         <v:shapetype id="_x0000_t75" coordsize="21600,21600" o:spt="75" o:preferrelative="t" path="m@4@5l@4@11@9@11@9@5xe" filled="f" stroked="f">
           <v:stroke joinstyle="miter"/>
           <v:formulas>
@@ -3418,7 +3418,7 @@
           <v:path o:extrusionok="f" gradientshapeok="t" o:connecttype="rect"/>
           <o:lock v:ext="edit" aspectratio="t"/>
         </v:shapetype>
-        <v:shape id="Grafik 610803551" o:spid="_x0000_s1153" type="#_x0000_t75" alt="ML-13135-01_DAkkS-Symbol_grau1-1" style="position:absolute;margin-left:401.25pt;margin-top:-13.1pt;width:111pt;height:63pt;z-index:3;visibility:visible;mso-wrap-style:square;mso-width-percent:0;mso-height-percent:0;mso-wrap-distance-left:9pt;mso-wrap-distance-top:0;mso-wrap-distance-right:9pt;mso-wrap-distance-bottom:0;mso-position-horizontal:absolute;mso-position-horizontal-relative:text;mso-position-vertical:absolute;mso-position-vertical-relative:text;mso-width-percent:0;mso-height-percent:0;mso-width-relative:page;mso-height-relative:page">
+        <v:shape id="Grafik 1637611095" o:spid="_x0000_s1181" type="#_x0000_t75" alt="ML-13135-01_DAkkS-Symbol_grau1-1" style="position:absolute;margin-left:401.25pt;margin-top:-13.1pt;width:111pt;height:63pt;z-index:6;visibility:visible;mso-wrap-style:square;mso-width-percent:0;mso-height-percent:0;mso-wrap-distance-left:9pt;mso-wrap-distance-top:0;mso-wrap-distance-right:9pt;mso-wrap-distance-bottom:0;mso-position-horizontal:absolute;mso-position-horizontal-relative:text;mso-position-vertical:absolute;mso-position-vertical-relative:text;mso-width-percent:0;mso-height-percent:0;mso-width-relative:page;mso-height-relative:page">
           <v:imagedata r:id="rId1" o:title="ML-13135-01_DAkkS-Symbol_grau1-1"/>
         </v:shape>
       </w:pict>
@@ -3436,7 +3436,21 @@
         <w:szCs w:val="17"/>
       </w:rPr>
       <w:tab/>
-      <w:t>Befund zu</w:t>
+      <w:t xml:space="preserve">Befund </w:t>
+    </w:r>
+    <w:r>
+      <w:rPr>
+        <w:sz w:val="17"/>
+        <w:szCs w:val="17"/>
+      </w:rPr>
+      <w:t xml:space="preserve">vom {Date} </w:t>
+    </w:r>
+    <w:r>
+      <w:rPr>
+        <w:sz w:val="17"/>
+        <w:szCs w:val="17"/>
+      </w:rPr>
+      <w:t>zu</w:t>
     </w:r>
     <w:r>
       <w:rPr>
@@ -3634,7 +3648,7 @@
       <w:rPr>
         <w:noProof/>
       </w:rPr>
-      <w:pict w14:anchorId="42755FE1">
+      <w:pict w14:anchorId="4BA5EE3D">
         <v:shapetype id="_x0000_t75" coordsize="21600,21600" o:spt="75" o:preferrelative="t" path="m@4@5l@4@11@9@11@9@5xe" filled="f" stroked="f">
           <v:stroke joinstyle="miter"/>
           <v:formulas>
@@ -3654,7 +3668,7 @@
           <v:path o:extrusionok="f" gradientshapeok="t" o:connecttype="rect"/>
           <o:lock v:ext="edit" aspectratio="t"/>
         </v:shapetype>
-        <v:shape id="Grafik 1479138030" o:spid="_x0000_s1152" type="#_x0000_t75" alt="ML-13135-01_DAkkS-Symbol_grau1-1" style="position:absolute;margin-left:401.25pt;margin-top:-13.1pt;width:111pt;height:63pt;z-index:4;visibility:visible;mso-wrap-style:square;mso-width-percent:0;mso-height-percent:0;mso-wrap-distance-left:9pt;mso-wrap-distance-top:0;mso-wrap-distance-right:9pt;mso-wrap-distance-bottom:0;mso-position-horizontal:absolute;mso-position-horizontal-relative:text;mso-position-vertical:absolute;mso-position-vertical-relative:text;mso-width-percent:0;mso-height-percent:0;mso-width-relative:page;mso-height-relative:page">
+        <v:shape id="_x0000_s1184" type="#_x0000_t75" alt="ML-13135-01_DAkkS-Symbol_grau1-1" style="position:absolute;margin-left:401.25pt;margin-top:-13.1pt;width:111pt;height:63pt;z-index:11;visibility:visible;mso-wrap-style:square;mso-width-percent:0;mso-height-percent:0;mso-wrap-distance-left:9pt;mso-wrap-distance-top:0;mso-wrap-distance-right:9pt;mso-wrap-distance-bottom:0;mso-position-horizontal:absolute;mso-position-horizontal-relative:text;mso-position-vertical:absolute;mso-position-vertical-relative:text;mso-width-percent:0;mso-height-percent:0;mso-width-relative:page;mso-height-relative:page">
           <v:imagedata r:id="rId1" o:title="ML-13135-01_DAkkS-Symbol_grau1-1"/>
         </v:shape>
       </w:pict>
@@ -3672,7 +3686,21 @@
         <w:szCs w:val="17"/>
       </w:rPr>
       <w:tab/>
-      <w:t>Befund zu</w:t>
+      <w:t xml:space="preserve">Befund </w:t>
+    </w:r>
+    <w:r>
+      <w:rPr>
+        <w:sz w:val="17"/>
+        <w:szCs w:val="17"/>
+      </w:rPr>
+      <w:t xml:space="preserve">vom {Date} </w:t>
+    </w:r>
+    <w:r>
+      <w:rPr>
+        <w:sz w:val="17"/>
+        <w:szCs w:val="17"/>
+      </w:rPr>
+      <w:t>zu</w:t>
     </w:r>
     <w:r>
       <w:rPr>
@@ -3870,7 +3898,7 @@
       <w:rPr>
         <w:noProof/>
       </w:rPr>
-      <w:pict w14:anchorId="7C099408">
+      <w:pict w14:anchorId="3863B4A1">
         <v:shapetype id="_x0000_t75" coordsize="21600,21600" o:spt="75" o:preferrelative="t" path="m@4@5l@4@11@9@11@9@5xe" filled="f" stroked="f">
           <v:stroke joinstyle="miter"/>
           <v:formulas>
@@ -3890,7 +3918,7 @@
           <v:path o:extrusionok="f" gradientshapeok="t" o:connecttype="rect"/>
           <o:lock v:ext="edit" aspectratio="t"/>
         </v:shapetype>
-        <v:shape id="Grafik 3" o:spid="_x0000_s1151" type="#_x0000_t75" alt="ML-13135-01_DAkkS-Symbol_grau1-1" style="position:absolute;margin-left:401.25pt;margin-top:-13.1pt;width:111pt;height:63pt;z-index:2;visibility:visible;mso-wrap-style:square;mso-width-percent:0;mso-height-percent:0;mso-wrap-distance-left:9pt;mso-wrap-distance-top:0;mso-wrap-distance-right:9pt;mso-wrap-distance-bottom:0;mso-position-horizontal:absolute;mso-position-horizontal-relative:text;mso-position-vertical:absolute;mso-position-vertical-relative:text;mso-width-percent:0;mso-height-percent:0;mso-width-relative:page;mso-height-relative:page">
+        <v:shape id="Grafik 3" o:spid="_x0000_s1180" type="#_x0000_t75" alt="ML-13135-01_DAkkS-Symbol_grau1-1" style="position:absolute;margin-left:401.25pt;margin-top:-13.1pt;width:111pt;height:63pt;z-index:5;visibility:visible;mso-wrap-style:square;mso-width-percent:0;mso-height-percent:0;mso-wrap-distance-left:9pt;mso-wrap-distance-top:0;mso-wrap-distance-right:9pt;mso-wrap-distance-bottom:0;mso-position-horizontal:absolute;mso-position-horizontal-relative:text;mso-position-vertical:absolute;mso-position-vertical-relative:text;mso-width-percent:0;mso-height-percent:0;mso-width-relative:page;mso-height-relative:page">
           <v:imagedata r:id="rId1" o:title="ML-13135-01_DAkkS-Symbol_grau1-1"/>
         </v:shape>
       </w:pict>
@@ -3908,7 +3936,21 @@
         <w:szCs w:val="17"/>
       </w:rPr>
       <w:tab/>
-      <w:t>Befund zu</w:t>
+      <w:t xml:space="preserve">Befund </w:t>
+    </w:r>
+    <w:r>
+      <w:rPr>
+        <w:sz w:val="17"/>
+        <w:szCs w:val="17"/>
+      </w:rPr>
+      <w:t xml:space="preserve">vom {Date} </w:t>
+    </w:r>
+    <w:r>
+      <w:rPr>
+        <w:sz w:val="17"/>
+        <w:szCs w:val="17"/>
+      </w:rPr>
+      <w:t>zu</w:t>
     </w:r>
     <w:r>
       <w:rPr>
@@ -4154,7 +4196,7 @@
           <v:path o:extrusionok="f" gradientshapeok="t" o:connecttype="rect"/>
           <o:lock v:ext="edit" aspectratio="t"/>
         </v:shapetype>
-        <v:shape id="_x0000_s1179" type="#_x0000_t75" alt="nrzmhi_logo_500" style="position:absolute;margin-left:385.15pt;margin-top:2.25pt;width:63.4pt;height:63.4pt;z-index:-1;visibility:visible;mso-wrap-style:square;mso-width-percent:0;mso-height-percent:0;mso-wrap-distance-left:9pt;mso-wrap-distance-top:0;mso-wrap-distance-right:9pt;mso-wrap-distance-bottom:0;mso-position-horizontal:absolute;mso-position-horizontal-relative:text;mso-position-vertical:absolute;mso-position-vertical-relative:text;mso-width-percent:0;mso-height-percent:0;mso-width-relative:page;mso-height-relative:page">
+        <v:shape id="_x0000_s1179" type="#_x0000_t75" alt="nrzmhi_logo_500" style="position:absolute;margin-left:385.15pt;margin-top:2.25pt;width:63.4pt;height:63.4pt;z-index:-3;visibility:visible;mso-wrap-style:square;mso-width-percent:0;mso-height-percent:0;mso-wrap-distance-left:9pt;mso-wrap-distance-top:0;mso-wrap-distance-right:9pt;mso-wrap-distance-bottom:0;mso-position-horizontal:absolute;mso-position-horizontal-relative:text;mso-position-vertical:absolute;mso-position-vertical-relative:text;mso-width-percent:0;mso-height-percent:0;mso-width-relative:page;mso-height-relative:page">
           <v:imagedata r:id="rId1" o:title="nrzmhi_logo_500"/>
         </v:shape>
       </w:pict>
@@ -4164,7 +4206,7 @@
         <w:noProof/>
       </w:rPr>
       <w:pict w14:anchorId="0F84BFEC">
-        <v:shape id="_x0000_s1178" type="#_x0000_t75" alt="RKI_Logo-NRZKL-Deu_RGB-1.JPG" style="position:absolute;margin-left:449.25pt;margin-top:6.75pt;width:55pt;height:55pt;z-index:9;visibility:visible;mso-wrap-style:square;mso-width-percent:0;mso-height-percent:0;mso-wrap-distance-left:9pt;mso-wrap-distance-top:0;mso-wrap-distance-right:9pt;mso-wrap-distance-bottom:0;mso-position-horizontal:absolute;mso-position-horizontal-relative:text;mso-position-vertical:absolute;mso-position-vertical-relative:text;mso-width-percent:0;mso-height-percent:0;mso-width-relative:page;mso-height-relative:page" stroked="t" strokecolor="white">
+        <v:shape id="_x0000_s1178" type="#_x0000_t75" alt="RKI_Logo-NRZKL-Deu_RGB-1.JPG" style="position:absolute;margin-left:449.25pt;margin-top:6.75pt;width:55pt;height:55pt;z-index:3;visibility:visible;mso-wrap-style:square;mso-width-percent:0;mso-height-percent:0;mso-wrap-distance-left:9pt;mso-wrap-distance-top:0;mso-wrap-distance-right:9pt;mso-wrap-distance-bottom:0;mso-position-horizontal:absolute;mso-position-horizontal-relative:text;mso-position-vertical:absolute;mso-position-vertical-relative:text;mso-width-percent:0;mso-height-percent:0;mso-width-relative:page;mso-height-relative:page" stroked="t" strokecolor="white">
           <v:imagedata r:id="rId2" o:title="RKI_Logo-NRZKL-Deu_RGB-1"/>
         </v:shape>
       </w:pict>
@@ -4289,7 +4331,7 @@
           <v:stroke joinstyle="miter"/>
           <v:path gradientshapeok="t" o:connecttype="rect"/>
         </v:shapetype>
-        <v:shape id="_x0000_s1177" type="#_x0000_t202" style="position:absolute;margin-left:364.1pt;margin-top:2.3pt;width:156.8pt;height:304.25pt;z-index:10;visibility:visible;mso-wrap-style:square;mso-width-percent:0;mso-height-percent:0;mso-wrap-distance-left:9pt;mso-wrap-distance-top:0;mso-wrap-distance-right:9pt;mso-wrap-distance-bottom:0;mso-position-horizontal-relative:text;mso-position-vertical-relative:text;mso-width-percent:0;mso-height-percent:0;mso-width-relative:page;mso-height-relative:page;v-text-anchor:top" o:gfxdata="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" stroked="f">
+        <v:shape id="_x0000_s1177" type="#_x0000_t202" style="position:absolute;margin-left:364.1pt;margin-top:2.3pt;width:156.8pt;height:304.25pt;z-index:4;visibility:visible;mso-wrap-style:square;mso-width-percent:0;mso-height-percent:0;mso-wrap-distance-left:9pt;mso-wrap-distance-top:0;mso-wrap-distance-right:9pt;mso-wrap-distance-bottom:0;mso-position-horizontal-relative:text;mso-position-vertical-relative:text;mso-width-percent:0;mso-height-percent:0;mso-width-relative:page;mso-height-relative:page;v-text-anchor:top" o:gfxdata="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" stroked="f">
           <v:textbox style="mso-next-textbox:#_x0000_s1177">
             <w:txbxContent>
               <w:p>
@@ -4816,8 +4858,6 @@
         <w:b/>
         <w:smallCaps/>
         <w:spacing w:val="20"/>
-        <w:sz w:val="28"/>
-        <w:szCs w:val="28"/>
       </w:rPr>
     </w:pPr>
     <w:r>
@@ -4845,7 +4885,7 @@
       <w:rPr>
         <w:noProof/>
       </w:rPr>
-      <w:pict w14:anchorId="14F9C3E4">
+      <w:pict w14:anchorId="635E8F39">
         <v:shapetype id="_x0000_t75" coordsize="21600,21600" o:spt="75" o:preferrelative="t" path="m@4@5l@4@11@9@11@9@5xe" filled="f" stroked="f">
           <v:stroke joinstyle="miter"/>
           <v:formulas>
@@ -4865,7 +4905,7 @@
           <v:path o:extrusionok="f" gradientshapeok="t" o:connecttype="rect"/>
           <o:lock v:ext="edit" aspectratio="t"/>
         </v:shapetype>
-        <v:shape id="Grafik 4" o:spid="_x0000_s1148" type="#_x0000_t75" alt="nrzmhi_logo_500" style="position:absolute;margin-left:385.15pt;margin-top:2.25pt;width:63.4pt;height:63.4pt;z-index:-5;visibility:visible;mso-wrap-style:square;mso-width-percent:0;mso-height-percent:0;mso-wrap-distance-left:9pt;mso-wrap-distance-top:0;mso-wrap-distance-right:9pt;mso-wrap-distance-bottom:0;mso-position-horizontal:absolute;mso-position-horizontal-relative:text;mso-position-vertical:absolute;mso-position-vertical-relative:text;mso-width-percent:0;mso-height-percent:0;mso-width-relative:page;mso-height-relative:page">
+        <v:shape id="Grafik 4" o:spid="_x0000_s1183" type="#_x0000_t75" alt="nrzmhi_logo_500" style="position:absolute;margin-left:385.15pt;margin-top:2.25pt;width:63.4pt;height:63.4pt;z-index:-2;visibility:visible;mso-wrap-style:square;mso-width-percent:0;mso-height-percent:0;mso-wrap-distance-left:9pt;mso-wrap-distance-top:0;mso-wrap-distance-right:9pt;mso-wrap-distance-bottom:0;mso-position-horizontal:absolute;mso-position-horizontal-relative:text;mso-position-vertical:absolute;mso-position-vertical-relative:text;mso-width-percent:0;mso-height-percent:0;mso-width-relative:page;mso-height-relative:page">
           <v:imagedata r:id="rId1" o:title="nrzmhi_logo_500"/>
         </v:shape>
       </w:pict>
@@ -4874,8 +4914,8 @@
       <w:rPr>
         <w:noProof/>
       </w:rPr>
-      <w:pict w14:anchorId="3C6A87AF">
-        <v:shape id="_x0000_s1147" type="#_x0000_t75" alt="RKI_Logo-NRZKL-Deu_RGB-1.JPG" style="position:absolute;margin-left:449.25pt;margin-top:6.75pt;width:55pt;height:55pt;z-index:1;visibility:visible;mso-wrap-style:square;mso-width-percent:0;mso-height-percent:0;mso-wrap-distance-left:9pt;mso-wrap-distance-top:0;mso-wrap-distance-right:9pt;mso-wrap-distance-bottom:0;mso-position-horizontal:absolute;mso-position-horizontal-relative:text;mso-position-vertical:absolute;mso-position-vertical-relative:text;mso-width-percent:0;mso-height-percent:0;mso-width-relative:page;mso-height-relative:page" stroked="t" strokecolor="white">
+      <w:pict w14:anchorId="6BAB9190">
+        <v:shape id="Grafik 170395452" o:spid="_x0000_s1182" type="#_x0000_t75" alt="RKI_Logo-NRZKL-Deu_RGB-1.JPG" style="position:absolute;margin-left:449.25pt;margin-top:6.75pt;width:55pt;height:55pt;z-index:7;visibility:visible;mso-wrap-style:square;mso-width-percent:0;mso-height-percent:0;mso-wrap-distance-left:9pt;mso-wrap-distance-top:0;mso-wrap-distance-right:9pt;mso-wrap-distance-bottom:0;mso-position-horizontal:absolute;mso-position-horizontal-relative:text;mso-position-vertical:absolute;mso-position-vertical-relative:text;mso-width-percent:0;mso-height-percent:0;mso-width-relative:page;mso-height-relative:page" stroked="t" strokecolor="white">
           <v:imagedata r:id="rId2" o:title="RKI_Logo-NRZKL-Deu_RGB-1"/>
         </v:shape>
       </w:pict>
@@ -4886,8 +4926,6 @@
         <w:b/>
         <w:smallCaps/>
         <w:spacing w:val="20"/>
-        <w:sz w:val="28"/>
-        <w:szCs w:val="28"/>
       </w:rPr>
       <w:t xml:space="preserve">Nationales Referenzzentrum für Meningokokken </w:t>
     </w:r>
@@ -4899,8 +4937,6 @@
         <w:rFonts w:ascii="Arial" w:hAnsi="Arial" w:cs="Arial"/>
         <w:smallCaps/>
         <w:spacing w:val="20"/>
-        <w:sz w:val="28"/>
-        <w:szCs w:val="28"/>
       </w:rPr>
     </w:pPr>
     <w:r>
@@ -4910,8 +4946,6 @@
         <w:smallCaps/>
         <w:noProof/>
         <w:spacing w:val="20"/>
-        <w:sz w:val="28"/>
-        <w:szCs w:val="28"/>
       </w:rPr>
       <w:t>und Haemophilus influenzae</w:t>
     </w:r>
@@ -4919,14 +4953,14 @@
   <w:p>
     <w:pPr>
       <w:rPr>
-        <w:sz w:val="22"/>
-        <w:szCs w:val="22"/>
+        <w:sz w:val="20"/>
+        <w:szCs w:val="20"/>
       </w:rPr>
     </w:pPr>
     <w:r>
       <w:rPr>
-        <w:sz w:val="22"/>
-        <w:szCs w:val="22"/>
+        <w:sz w:val="20"/>
+        <w:szCs w:val="20"/>
       </w:rPr>
       <w:t>Gesamtleitung: PD Dr. rer. nat. Heike Claus</w:t>
     </w:r>
@@ -4934,14 +4968,14 @@
   <w:p>
     <w:pPr>
       <w:rPr>
-        <w:sz w:val="12"/>
-        <w:szCs w:val="12"/>
+        <w:sz w:val="20"/>
+        <w:szCs w:val="20"/>
       </w:rPr>
     </w:pPr>
     <w:r>
       <w:rPr>
-        <w:sz w:val="22"/>
-        <w:szCs w:val="22"/>
+        <w:sz w:val="20"/>
+        <w:szCs w:val="20"/>
       </w:rPr>
       <w:t>ärztliche Leitung: PD Dr. med. Thiên-Trí Lâm</w:t>
     </w:r>
@@ -4953,6 +4987,63 @@
         <w:szCs w:val="12"/>
       </w:rPr>
     </w:pPr>
+  </w:p>
+  <w:p>
+    <w:pPr>
+      <w:rPr>
+        <w:sz w:val="12"/>
+        <w:szCs w:val="12"/>
+      </w:rPr>
+    </w:pPr>
+    <w:r>
+      <w:rPr>
+        <w:sz w:val="12"/>
+        <w:szCs w:val="12"/>
+      </w:rPr>
+      <w:t xml:space="preserve">Labor-Nr. des NRZMHi: </w:t>
+    </w:r>
+    <w:r>
+      <w:rPr>
+        <w:sz w:val="12"/>
+        <w:szCs w:val="12"/>
+      </w:rPr>
+      <w:t>{LaboratoryNumberWithPrefix}</w:t>
+    </w:r>
+    <w:r>
+      <w:rPr>
+        <w:sz w:val="12"/>
+        <w:szCs w:val="12"/>
+      </w:rPr>
+      <w:t xml:space="preserve"> · isoliert aus: {SamplingLocation} · Datum der Materialentnahme:</w:t>
+    </w:r>
+    <w:r>
+      <w:rPr>
+        <w:sz w:val="12"/>
+        <w:szCs w:val="12"/>
+      </w:rPr>
+      <w:t xml:space="preserve"> </w:t>
+    </w:r>
+    <w:r>
+      <w:rPr>
+        <w:sz w:val="12"/>
+        <w:szCs w:val="12"/>
+      </w:rPr>
+      <w:t>{SamplingDate} · Labor-Nr. des Einsenders:</w:t>
+    </w:r>
+    <w:r>
+      <w:rPr>
+        <w:sz w:val="12"/>
+        <w:szCs w:val="12"/>
+      </w:rPr>
+      <w:t xml:space="preserve"> </w:t>
+    </w:r>
+    <w:r>
+      <w:rPr>
+        <w:sz w:val="12"/>
+        <w:szCs w:val="12"/>
+      </w:rPr>
+      <w:t>{SenderLaboratoryNumber}</w:t>
+    </w:r>
   </w:p>
   <w:p>
     <w:pPr>
@@ -5040,7 +5131,7 @@
         <w:noProof/>
       </w:rPr>
       <w:pict w14:anchorId="5CDD1D40">
-        <v:shape id="Grafik 1" o:spid="_x0000_s1169" type="#_x0000_t75" alt="RKI_Logo-NRZKL-Deu_RGB-1.JPG" style="position:absolute;margin-left:449.25pt;margin-top:6.75pt;width:55pt;height:55pt;z-index:5;visibility:visible;mso-wrap-style:square;mso-width-percent:0;mso-height-percent:0;mso-wrap-distance-left:9pt;mso-wrap-distance-top:0;mso-wrap-distance-right:9pt;mso-wrap-distance-bottom:0;mso-position-horizontal:absolute;mso-position-horizontal-relative:text;mso-position-vertical:absolute;mso-position-vertical-relative:text;mso-width-percent:0;mso-height-percent:0;mso-width-relative:page;mso-height-relative:page" stroked="t" strokecolor="white">
+        <v:shape id="Grafik 1" o:spid="_x0000_s1169" type="#_x0000_t75" alt="RKI_Logo-NRZKL-Deu_RGB-1.JPG" style="position:absolute;margin-left:449.25pt;margin-top:6.75pt;width:55pt;height:55pt;z-index:1;visibility:visible;mso-wrap-style:square;mso-width-percent:0;mso-height-percent:0;mso-wrap-distance-left:9pt;mso-wrap-distance-top:0;mso-wrap-distance-right:9pt;mso-wrap-distance-bottom:0;mso-position-horizontal:absolute;mso-position-horizontal-relative:text;mso-position-vertical:absolute;mso-position-vertical-relative:text;mso-width-percent:0;mso-height-percent:0;mso-width-relative:page;mso-height-relative:page" stroked="t" strokecolor="white">
           <v:imagedata r:id="rId2" o:title="RKI_Logo-NRZKL-Deu_RGB-1"/>
         </v:shape>
       </w:pict>
@@ -5165,7 +5256,7 @@
           <v:stroke joinstyle="miter"/>
           <v:path gradientshapeok="t" o:connecttype="rect"/>
         </v:shapetype>
-        <v:shape id="Textfeld 3" o:spid="_x0000_s1165" type="#_x0000_t202" style="position:absolute;margin-left:364.1pt;margin-top:2.3pt;width:156.8pt;height:304.25pt;z-index:6;visibility:visible;mso-wrap-style:square;mso-width-percent:0;mso-height-percent:0;mso-wrap-distance-left:9pt;mso-wrap-distance-top:0;mso-wrap-distance-right:9pt;mso-wrap-distance-bottom:0;mso-position-horizontal-relative:text;mso-position-vertical-relative:text;mso-width-percent:0;mso-height-percent:0;mso-width-relative:page;mso-height-relative:page;v-text-anchor:top" o:gfxdata="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" stroked="f">
+        <v:shape id="Textfeld 3" o:spid="_x0000_s1165" type="#_x0000_t202" style="position:absolute;margin-left:364.1pt;margin-top:2.3pt;width:156.8pt;height:304.25pt;z-index:2;visibility:visible;mso-wrap-style:square;mso-width-percent:0;mso-height-percent:0;mso-wrap-distance-left:9pt;mso-wrap-distance-top:0;mso-wrap-distance-right:9pt;mso-wrap-distance-bottom:0;mso-position-horizontal-relative:text;mso-position-vertical-relative:text;mso-width-percent:0;mso-height-percent:0;mso-width-relative:page;mso-height-relative:page;v-text-anchor:top" o:gfxdata="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" stroked="f">
           <v:textbox style="mso-next-textbox:#Textfeld 3">
             <w:txbxContent>
               <w:p>

--- a/HaemophilusWeb/ReportTemplates/Fax - BLPACR v10.docx
+++ b/HaemophilusWeb/ReportTemplates/Fax - BLPACR v10.docx
@@ -4274,7 +4274,7 @@
         <w:sz w:val="22"/>
         <w:szCs w:val="22"/>
       </w:rPr>
-      <w:t>Gesamtleitung: PD Dr. rer. nat. Heike Claus</w:t>
+      <w:t xml:space="preserve">Gesamtleitung: {LabDirector}</w:t>
     </w:r>
   </w:p>
   <w:p>
@@ -4289,7 +4289,7 @@
         <w:sz w:val="22"/>
         <w:szCs w:val="22"/>
       </w:rPr>
-      <w:t>ärztliche Leitung: PD Dr. med. Thiên-Trí Lâm</w:t>
+      <w:t xml:space="preserve">ärztliche Leitung: {MedicalDirector}</w:t>
     </w:r>
   </w:p>
   <w:p>
@@ -4556,235 +4556,8 @@
                     <w:sz w:val="17"/>
                     <w:szCs w:val="17"/>
                   </w:rPr>
-                  <w:t>PD Dr. rer. nat. Heike Claus</w:t>
+                  <w:t xml:space="preserve">{Contacts}</w:t>
                 </w:r>
-              </w:p>
-              <w:p>
-                <w:pPr>
-                  <w:tabs>
-                    <w:tab w:val="left" w:pos="7560"/>
-                  </w:tabs>
-                  <w:ind w:right="-1368"/>
-                  <w:rPr>
-                    <w:sz w:val="17"/>
-                    <w:szCs w:val="17"/>
-                    <w:lang w:val="pl-PL"/>
-                  </w:rPr>
-                </w:pPr>
-                <w:r>
-                  <w:rPr>
-                    <w:sz w:val="17"/>
-                    <w:szCs w:val="17"/>
-                    <w:lang w:val="pl-PL"/>
-                  </w:rPr>
-                  <w:t>Telefon: 0931/31-46936</w:t>
-                </w:r>
-              </w:p>
-              <w:p>
-                <w:pPr>
-                  <w:tabs>
-                    <w:tab w:val="left" w:pos="7560"/>
-                  </w:tabs>
-                  <w:ind w:right="-1368"/>
-                  <w:rPr>
-                    <w:sz w:val="17"/>
-                    <w:szCs w:val="17"/>
-                    <w:lang w:val="pl-PL"/>
-                  </w:rPr>
-                </w:pPr>
-                <w:r>
-                  <w:rPr>
-                    <w:sz w:val="17"/>
-                    <w:szCs w:val="17"/>
-                    <w:lang w:val="pl-PL"/>
-                  </w:rPr>
-                  <w:t>heike.claus@uni-wuerzburg.de</w:t>
-                </w:r>
-              </w:p>
-              <w:p>
-                <w:pPr>
-                  <w:ind w:right="-1368"/>
-                  <w:rPr>
-                    <w:sz w:val="17"/>
-                    <w:szCs w:val="17"/>
-                    <w:lang w:val="pl-PL"/>
-                  </w:rPr>
-                </w:pPr>
-              </w:p>
-              <w:p>
-                <w:pPr>
-                  <w:ind w:right="-1368"/>
-                  <w:rPr>
-                    <w:sz w:val="17"/>
-                    <w:szCs w:val="17"/>
-                    <w:lang w:val="pl-PL"/>
-                  </w:rPr>
-                </w:pPr>
-                <w:r>
-                  <w:rPr>
-                    <w:sz w:val="17"/>
-                    <w:szCs w:val="17"/>
-                    <w:lang w:val="pl-PL"/>
-                  </w:rPr>
-                  <w:t>PD Dr. med. Thiên-Trí Lâm</w:t>
-                </w:r>
-              </w:p>
-              <w:p>
-                <w:pPr>
-                  <w:ind w:right="-1368"/>
-                  <w:rPr>
-                    <w:sz w:val="17"/>
-                    <w:szCs w:val="17"/>
-                    <w:lang w:val="pl-PL"/>
-                  </w:rPr>
-                </w:pPr>
-                <w:r>
-                  <w:rPr>
-                    <w:sz w:val="17"/>
-                    <w:szCs w:val="17"/>
-                    <w:lang w:val="pl-PL"/>
-                  </w:rPr>
-                  <w:t>Telefon: 0931/31-46737</w:t>
-                </w:r>
-              </w:p>
-              <w:p>
-                <w:pPr>
-                  <w:ind w:right="-1368"/>
-                  <w:rPr>
-                    <w:sz w:val="17"/>
-                    <w:szCs w:val="17"/>
-                    <w:lang w:val="pl-PL"/>
-                  </w:rPr>
-                </w:pPr>
-                <w:r>
-                  <w:rPr>
-                    <w:sz w:val="17"/>
-                    <w:szCs w:val="17"/>
-                    <w:lang w:val="pl-PL"/>
-                  </w:rPr>
-                  <w:t>thien-tri.lam@uni-wuerzburg.de</w:t>
-                </w:r>
-              </w:p>
-              <w:p>
-                <w:pPr>
-                  <w:tabs>
-                    <w:tab w:val="left" w:pos="7560"/>
-                  </w:tabs>
-                  <w:ind w:right="-1368"/>
-                  <w:rPr>
-                    <w:sz w:val="17"/>
-                    <w:szCs w:val="17"/>
-                    <w:lang w:val="pl-PL"/>
-                  </w:rPr>
-                </w:pPr>
-              </w:p>
-              <w:p>
-                <w:pPr>
-                  <w:tabs>
-                    <w:tab w:val="left" w:pos="7560"/>
-                  </w:tabs>
-                  <w:ind w:right="-1368"/>
-                  <w:rPr>
-                    <w:sz w:val="17"/>
-                    <w:szCs w:val="17"/>
-                    <w:lang w:val="en-GB"/>
-                  </w:rPr>
-                </w:pPr>
-                <w:r>
-                  <w:rPr>
-                    <w:sz w:val="17"/>
-                    <w:szCs w:val="17"/>
-                    <w:lang w:val="en-GB"/>
-                  </w:rPr>
-                  <w:t>Dr.</w:t>
-                </w:r>
-                <w:r>
-                  <w:rPr>
-                    <w:sz w:val="17"/>
-                    <w:szCs w:val="17"/>
-                    <w:lang w:val="en-GB"/>
-                  </w:rPr>
-                  <w:t xml:space="preserve"> </w:t>
-                </w:r>
-                <w:r>
-                  <w:rPr>
-                    <w:sz w:val="17"/>
-                    <w:szCs w:val="17"/>
-                    <w:lang w:val="en-GB"/>
-                  </w:rPr>
-                  <w:t>med. Katherina Heroth</w:t>
-                </w:r>
-              </w:p>
-              <w:p>
-                <w:pPr>
-                  <w:tabs>
-                    <w:tab w:val="left" w:pos="7560"/>
-                  </w:tabs>
-                  <w:ind w:right="-1368"/>
-                  <w:rPr>
-                    <w:sz w:val="17"/>
-                    <w:szCs w:val="17"/>
-                    <w:lang w:val="pl-PL"/>
-                  </w:rPr>
-                </w:pPr>
-                <w:r>
-                  <w:rPr>
-                    <w:sz w:val="17"/>
-                    <w:szCs w:val="17"/>
-                    <w:lang w:val="pl-PL"/>
-                  </w:rPr>
-                  <w:t>Telefon: 0931/31-81128</w:t>
-                </w:r>
-              </w:p>
-              <w:p>
-                <w:pPr>
-                  <w:tabs>
-                    <w:tab w:val="left" w:pos="7560"/>
-                  </w:tabs>
-                  <w:ind w:right="-1368"/>
-                  <w:rPr>
-                    <w:sz w:val="17"/>
-                    <w:szCs w:val="17"/>
-                    <w:lang w:val="pl-PL"/>
-                  </w:rPr>
-                </w:pPr>
-                <w:r>
-                  <w:rPr>
-                    <w:sz w:val="17"/>
-                    <w:szCs w:val="17"/>
-                    <w:lang w:val="pl-PL"/>
-                  </w:rPr>
-                  <w:t>katherina.heroth</w:t>
-                </w:r>
-                <w:r>
-                  <w:rPr>
-                    <w:sz w:val="17"/>
-                    <w:szCs w:val="17"/>
-                    <w:lang w:val="pl-PL"/>
-                  </w:rPr>
-                  <w:t>@</w:t>
-                </w:r>
-                <w:r>
-                  <w:rPr>
-                    <w:sz w:val="17"/>
-                    <w:szCs w:val="17"/>
-                    <w:lang w:val="pl-PL"/>
-                  </w:rPr>
-                  <w:t>uni-wuerzburg.de</w:t>
-                </w:r>
-              </w:p>
-              <w:p>
-                <w:pPr>
-                  <w:tabs>
-                    <w:tab w:val="left" w:pos="7560"/>
-                  </w:tabs>
-                  <w:ind w:right="-1368"/>
-                  <w:rPr>
-                    <w:sz w:val="17"/>
-                    <w:szCs w:val="17"/>
-                    <w:lang w:val="pl-PL"/>
-                  </w:rPr>
-                </w:pPr>
               </w:p>
             </w:txbxContent>
           </v:textbox>
@@ -4962,7 +4735,7 @@
         <w:sz w:val="20"/>
         <w:szCs w:val="20"/>
       </w:rPr>
-      <w:t>Gesamtleitung: PD Dr. rer. nat. Heike Claus</w:t>
+      <w:t xml:space="preserve">Gesamtleitung: {LabDirector}</w:t>
     </w:r>
   </w:p>
   <w:p>
@@ -4977,7 +4750,7 @@
         <w:sz w:val="20"/>
         <w:szCs w:val="20"/>
       </w:rPr>
-      <w:t>ärztliche Leitung: PD Dr. med. Thiên-Trí Lâm</w:t>
+      <w:t xml:space="preserve">ärztliche Leitung: {MedicalDirector}</w:t>
     </w:r>
   </w:p>
   <w:p>
@@ -5199,7 +4972,7 @@
         <w:sz w:val="22"/>
         <w:szCs w:val="22"/>
       </w:rPr>
-      <w:t>Gesamtleitung: PD Dr. rer. nat. Heike Claus</w:t>
+      <w:t xml:space="preserve">Gesamtleitung: {LabDirector}</w:t>
     </w:r>
   </w:p>
   <w:p>
@@ -5214,7 +4987,7 @@
         <w:sz w:val="22"/>
         <w:szCs w:val="22"/>
       </w:rPr>
-      <w:t>ärztliche Leitung: PD Dr. med. Thiên-Trí Lâm</w:t>
+      <w:t xml:space="preserve">ärztliche Leitung: {MedicalDirector}</w:t>
     </w:r>
   </w:p>
   <w:p>
@@ -5481,235 +5254,8 @@
                     <w:sz w:val="17"/>
                     <w:szCs w:val="17"/>
                   </w:rPr>
-                  <w:t>PD Dr. rer. nat. Heike Claus</w:t>
+                  <w:t xml:space="preserve">{Contacts}</w:t>
                 </w:r>
-              </w:p>
-              <w:p>
-                <w:pPr>
-                  <w:tabs>
-                    <w:tab w:val="left" w:pos="7560"/>
-                  </w:tabs>
-                  <w:ind w:right="-1368"/>
-                  <w:rPr>
-                    <w:sz w:val="17"/>
-                    <w:szCs w:val="17"/>
-                    <w:lang w:val="pl-PL"/>
-                  </w:rPr>
-                </w:pPr>
-                <w:r>
-                  <w:rPr>
-                    <w:sz w:val="17"/>
-                    <w:szCs w:val="17"/>
-                    <w:lang w:val="pl-PL"/>
-                  </w:rPr>
-                  <w:t>Telefon: 0931/31-46936</w:t>
-                </w:r>
-              </w:p>
-              <w:p>
-                <w:pPr>
-                  <w:tabs>
-                    <w:tab w:val="left" w:pos="7560"/>
-                  </w:tabs>
-                  <w:ind w:right="-1368"/>
-                  <w:rPr>
-                    <w:sz w:val="17"/>
-                    <w:szCs w:val="17"/>
-                    <w:lang w:val="pl-PL"/>
-                  </w:rPr>
-                </w:pPr>
-                <w:r>
-                  <w:rPr>
-                    <w:sz w:val="17"/>
-                    <w:szCs w:val="17"/>
-                    <w:lang w:val="pl-PL"/>
-                  </w:rPr>
-                  <w:t>heike.claus@uni-wuerzburg.de</w:t>
-                </w:r>
-              </w:p>
-              <w:p>
-                <w:pPr>
-                  <w:ind w:right="-1368"/>
-                  <w:rPr>
-                    <w:sz w:val="17"/>
-                    <w:szCs w:val="17"/>
-                    <w:lang w:val="pl-PL"/>
-                  </w:rPr>
-                </w:pPr>
-              </w:p>
-              <w:p>
-                <w:pPr>
-                  <w:ind w:right="-1368"/>
-                  <w:rPr>
-                    <w:sz w:val="17"/>
-                    <w:szCs w:val="17"/>
-                    <w:lang w:val="pl-PL"/>
-                  </w:rPr>
-                </w:pPr>
-                <w:r>
-                  <w:rPr>
-                    <w:sz w:val="17"/>
-                    <w:szCs w:val="17"/>
-                    <w:lang w:val="pl-PL"/>
-                  </w:rPr>
-                  <w:t>PD Dr. med. Thiên-Trí Lâm</w:t>
-                </w:r>
-              </w:p>
-              <w:p>
-                <w:pPr>
-                  <w:ind w:right="-1368"/>
-                  <w:rPr>
-                    <w:sz w:val="17"/>
-                    <w:szCs w:val="17"/>
-                    <w:lang w:val="pl-PL"/>
-                  </w:rPr>
-                </w:pPr>
-                <w:r>
-                  <w:rPr>
-                    <w:sz w:val="17"/>
-                    <w:szCs w:val="17"/>
-                    <w:lang w:val="pl-PL"/>
-                  </w:rPr>
-                  <w:t>Telefon: 0931/31-46737</w:t>
-                </w:r>
-              </w:p>
-              <w:p>
-                <w:pPr>
-                  <w:ind w:right="-1368"/>
-                  <w:rPr>
-                    <w:sz w:val="17"/>
-                    <w:szCs w:val="17"/>
-                    <w:lang w:val="pl-PL"/>
-                  </w:rPr>
-                </w:pPr>
-                <w:r>
-                  <w:rPr>
-                    <w:sz w:val="17"/>
-                    <w:szCs w:val="17"/>
-                    <w:lang w:val="pl-PL"/>
-                  </w:rPr>
-                  <w:t>thien-tri.lam@uni-wuerzburg.de</w:t>
-                </w:r>
-              </w:p>
-              <w:p>
-                <w:pPr>
-                  <w:tabs>
-                    <w:tab w:val="left" w:pos="7560"/>
-                  </w:tabs>
-                  <w:ind w:right="-1368"/>
-                  <w:rPr>
-                    <w:sz w:val="17"/>
-                    <w:szCs w:val="17"/>
-                    <w:lang w:val="pl-PL"/>
-                  </w:rPr>
-                </w:pPr>
-              </w:p>
-              <w:p>
-                <w:pPr>
-                  <w:tabs>
-                    <w:tab w:val="left" w:pos="7560"/>
-                  </w:tabs>
-                  <w:ind w:right="-1368"/>
-                  <w:rPr>
-                    <w:sz w:val="17"/>
-                    <w:szCs w:val="17"/>
-                    <w:lang w:val="en-GB"/>
-                  </w:rPr>
-                </w:pPr>
-                <w:r>
-                  <w:rPr>
-                    <w:sz w:val="17"/>
-                    <w:szCs w:val="17"/>
-                    <w:lang w:val="en-GB"/>
-                  </w:rPr>
-                  <w:t>Dr.</w:t>
-                </w:r>
-                <w:r>
-                  <w:rPr>
-                    <w:sz w:val="17"/>
-                    <w:szCs w:val="17"/>
-                    <w:lang w:val="en-GB"/>
-                  </w:rPr>
-                  <w:t xml:space="preserve"> </w:t>
-                </w:r>
-                <w:r>
-                  <w:rPr>
-                    <w:sz w:val="17"/>
-                    <w:szCs w:val="17"/>
-                    <w:lang w:val="en-GB"/>
-                  </w:rPr>
-                  <w:t>med. Katherina Heroth</w:t>
-                </w:r>
-              </w:p>
-              <w:p>
-                <w:pPr>
-                  <w:tabs>
-                    <w:tab w:val="left" w:pos="7560"/>
-                  </w:tabs>
-                  <w:ind w:right="-1368"/>
-                  <w:rPr>
-                    <w:sz w:val="17"/>
-                    <w:szCs w:val="17"/>
-                    <w:lang w:val="pl-PL"/>
-                  </w:rPr>
-                </w:pPr>
-                <w:r>
-                  <w:rPr>
-                    <w:sz w:val="17"/>
-                    <w:szCs w:val="17"/>
-                    <w:lang w:val="pl-PL"/>
-                  </w:rPr>
-                  <w:t>Telefon: 0931/31-81128</w:t>
-                </w:r>
-              </w:p>
-              <w:p>
-                <w:pPr>
-                  <w:tabs>
-                    <w:tab w:val="left" w:pos="7560"/>
-                  </w:tabs>
-                  <w:ind w:right="-1368"/>
-                  <w:rPr>
-                    <w:sz w:val="17"/>
-                    <w:szCs w:val="17"/>
-                    <w:lang w:val="pl-PL"/>
-                  </w:rPr>
-                </w:pPr>
-                <w:r>
-                  <w:rPr>
-                    <w:sz w:val="17"/>
-                    <w:szCs w:val="17"/>
-                    <w:lang w:val="pl-PL"/>
-                  </w:rPr>
-                  <w:t>katherina.heroth</w:t>
-                </w:r>
-                <w:r>
-                  <w:rPr>
-                    <w:sz w:val="17"/>
-                    <w:szCs w:val="17"/>
-                    <w:lang w:val="pl-PL"/>
-                  </w:rPr>
-                  <w:t>@</w:t>
-                </w:r>
-                <w:r>
-                  <w:rPr>
-                    <w:sz w:val="17"/>
-                    <w:szCs w:val="17"/>
-                    <w:lang w:val="pl-PL"/>
-                  </w:rPr>
-                  <w:t>uni-wuerzburg.de</w:t>
-                </w:r>
-              </w:p>
-              <w:p>
-                <w:pPr>
-                  <w:tabs>
-                    <w:tab w:val="left" w:pos="7560"/>
-                  </w:tabs>
-                  <w:ind w:right="-1368"/>
-                  <w:rPr>
-                    <w:sz w:val="17"/>
-                    <w:szCs w:val="17"/>
-                    <w:lang w:val="pl-PL"/>
-                  </w:rPr>
-                </w:pPr>
               </w:p>
             </w:txbxContent>
           </v:textbox>
